--- a/exame/Step by Step.docx
+++ b/exame/Step by Step.docx
@@ -671,8 +671,8 @@
         </w:rPr>
       </w:pPr>
       <w:r>
-        <w:object w:dxaOrig="1518" w:dyaOrig="1984">
-          <v:rect xmlns:o="urn:schemas-microsoft-com:office:office" xmlns:v="urn:schemas-microsoft-com:vml" id="rectole0000000000" style="width:75.900000pt;height:99.200000pt" o:preferrelative="t" o:ole="">
+        <w:object w:dxaOrig="1538" w:dyaOrig="2004">
+          <v:rect xmlns:o="urn:schemas-microsoft-com:office:office" xmlns:v="urn:schemas-microsoft-com:vml" id="rectole0000000000" style="width:76.900000pt;height:100.200000pt" o:preferrelative="t" o:ole="">
             <o:lock v:ext="edit"/>
             <v:imagedata xmlns:r="http://schemas.openxmlformats.org/officeDocument/2006/relationships" r:id="docRId1" o:title=""/>
           </v:rect>
@@ -773,8 +773,8 @@
         </w:rPr>
       </w:pPr>
       <w:r>
-        <w:object w:dxaOrig="4049" w:dyaOrig="6904">
-          <v:rect xmlns:o="urn:schemas-microsoft-com:office:office" xmlns:v="urn:schemas-microsoft-com:vml" id="rectole0000000001" style="width:202.450000pt;height:345.200000pt" o:preferrelative="t" o:ole="">
+        <w:object w:dxaOrig="4089" w:dyaOrig="6985">
+          <v:rect xmlns:o="urn:schemas-microsoft-com:office:office" xmlns:v="urn:schemas-microsoft-com:vml" id="rectole0000000001" style="width:204.450000pt;height:349.250000pt" o:preferrelative="t" o:ole="">
             <o:lock v:ext="edit"/>
             <v:imagedata xmlns:r="http://schemas.openxmlformats.org/officeDocument/2006/relationships" r:id="docRId3" o:title=""/>
           </v:rect>
@@ -2977,8 +2977,8 @@
         </w:rPr>
       </w:pPr>
       <w:r>
-        <w:object w:dxaOrig="6094" w:dyaOrig="2247">
-          <v:rect xmlns:o="urn:schemas-microsoft-com:office:office" xmlns:v="urn:schemas-microsoft-com:vml" id="rectole0000000002" style="width:304.700000pt;height:112.350000pt" o:preferrelative="t" o:ole="">
+        <w:object w:dxaOrig="6175" w:dyaOrig="2267">
+          <v:rect xmlns:o="urn:schemas-microsoft-com:office:office" xmlns:v="urn:schemas-microsoft-com:vml" id="rectole0000000002" style="width:308.750000pt;height:113.350000pt" o:preferrelative="t" o:ole="">
             <o:lock v:ext="edit"/>
             <v:imagedata xmlns:r="http://schemas.openxmlformats.org/officeDocument/2006/relationships" r:id="docRId6" o:title=""/>
           </v:rect>
@@ -3068,8 +3068,8 @@
         </w:rPr>
       </w:pPr>
       <w:r>
-        <w:object w:dxaOrig="2369" w:dyaOrig="5122">
-          <v:rect xmlns:o="urn:schemas-microsoft-com:office:office" xmlns:v="urn:schemas-microsoft-com:vml" id="rectole0000000003" style="width:118.450000pt;height:256.100000pt" o:preferrelative="t" o:ole="">
+        <w:object w:dxaOrig="2389" w:dyaOrig="5183">
+          <v:rect xmlns:o="urn:schemas-microsoft-com:office:office" xmlns:v="urn:schemas-microsoft-com:vml" id="rectole0000000003" style="width:119.450000pt;height:259.150000pt" o:preferrelative="t" o:ole="">
             <o:lock v:ext="edit"/>
             <v:imagedata xmlns:r="http://schemas.openxmlformats.org/officeDocument/2006/relationships" r:id="docRId8" o:title=""/>
           </v:rect>
@@ -4010,6 +4010,536 @@
           <w:shd w:fill="auto" w:val="clear"/>
         </w:rPr>
         <w:t xml:space="preserve">&lt;/persistence&gt;</w:t>
+      </w:r>
+    </w:p>
+    <w:p>
+      <w:pPr>
+        <w:spacing w:before="0" w:after="160" w:line="259"/>
+        <w:ind w:right="0" w:left="0" w:firstLine="0"/>
+        <w:jc w:val="left"/>
+        <w:rPr>
+          <w:rFonts w:ascii="Calibri" w:hAnsi="Calibri" w:cs="Calibri" w:eastAsia="Calibri"/>
+          <w:color w:val="auto"/>
+          <w:spacing w:val="0"/>
+          <w:position w:val="0"/>
+          <w:sz w:val="22"/>
+          <w:shd w:fill="auto" w:val="clear"/>
+        </w:rPr>
+      </w:pPr>
+    </w:p>
+    <w:p>
+      <w:pPr>
+        <w:spacing w:before="0" w:after="160" w:line="259"/>
+        <w:ind w:right="0" w:left="0" w:firstLine="0"/>
+        <w:jc w:val="left"/>
+        <w:rPr>
+          <w:rFonts w:ascii="Calibri" w:hAnsi="Calibri" w:cs="Calibri" w:eastAsia="Calibri"/>
+          <w:color w:val="auto"/>
+          <w:spacing w:val="0"/>
+          <w:position w:val="0"/>
+          <w:sz w:val="22"/>
+          <w:shd w:fill="auto" w:val="clear"/>
+        </w:rPr>
+      </w:pPr>
+    </w:p>
+    <w:p>
+      <w:pPr>
+        <w:spacing w:before="0" w:after="160" w:line="259"/>
+        <w:ind w:right="0" w:left="0" w:firstLine="0"/>
+        <w:jc w:val="left"/>
+        <w:rPr>
+          <w:rFonts w:ascii="Calibri" w:hAnsi="Calibri" w:cs="Calibri" w:eastAsia="Calibri"/>
+          <w:color w:val="auto"/>
+          <w:spacing w:val="0"/>
+          <w:position w:val="0"/>
+          <w:sz w:val="22"/>
+          <w:shd w:fill="auto" w:val="clear"/>
+        </w:rPr>
+      </w:pPr>
+    </w:p>
+    <w:p>
+      <w:pPr>
+        <w:spacing w:before="0" w:after="160" w:line="259"/>
+        <w:ind w:right="0" w:left="0" w:firstLine="0"/>
+        <w:jc w:val="left"/>
+        <w:rPr>
+          <w:rFonts w:ascii="Calibri" w:hAnsi="Calibri" w:cs="Calibri" w:eastAsia="Calibri"/>
+          <w:color w:val="auto"/>
+          <w:spacing w:val="0"/>
+          <w:position w:val="0"/>
+          <w:sz w:val="22"/>
+          <w:shd w:fill="auto" w:val="clear"/>
+        </w:rPr>
+      </w:pPr>
+      <w:r>
+        <w:rPr>
+          <w:rFonts w:ascii="Calibri" w:hAnsi="Calibri" w:cs="Calibri" w:eastAsia="Calibri"/>
+          <w:color w:val="auto"/>
+          <w:spacing w:val="0"/>
+          <w:position w:val="0"/>
+          <w:sz w:val="22"/>
+          <w:shd w:fill="auto" w:val="clear"/>
+        </w:rPr>
+        <w:t xml:space="preserve">Backend:</w:t>
+      </w:r>
+    </w:p>
+    <w:p>
+      <w:pPr>
+        <w:spacing w:before="0" w:after="160" w:line="259"/>
+        <w:ind w:right="0" w:left="0" w:firstLine="0"/>
+        <w:jc w:val="left"/>
+        <w:rPr>
+          <w:rFonts w:ascii="Calibri" w:hAnsi="Calibri" w:cs="Calibri" w:eastAsia="Calibri"/>
+          <w:color w:val="auto"/>
+          <w:spacing w:val="0"/>
+          <w:position w:val="0"/>
+          <w:sz w:val="22"/>
+          <w:shd w:fill="auto" w:val="clear"/>
+        </w:rPr>
+      </w:pPr>
+      <w:r>
+        <w:rPr>
+          <w:rFonts w:ascii="Calibri" w:hAnsi="Calibri" w:cs="Calibri" w:eastAsia="Calibri"/>
+          <w:color w:val="auto"/>
+          <w:spacing w:val="0"/>
+          <w:position w:val="0"/>
+          <w:sz w:val="22"/>
+          <w:shd w:fill="auto" w:val="clear"/>
+        </w:rPr>
+        <w:t xml:space="preserve">Netbeans- l'ultimaversione chiede jdk 17+ jdk11(ricorda sempre di fare un riavvio)</w:t>
+      </w:r>
+    </w:p>
+    <w:p>
+      <w:pPr>
+        <w:spacing w:before="0" w:after="160" w:line="259"/>
+        <w:ind w:right="0" w:left="0" w:firstLine="0"/>
+        <w:jc w:val="left"/>
+        <w:rPr>
+          <w:rFonts w:ascii="Calibri" w:hAnsi="Calibri" w:cs="Calibri" w:eastAsia="Calibri"/>
+          <w:color w:val="auto"/>
+          <w:spacing w:val="0"/>
+          <w:position w:val="0"/>
+          <w:sz w:val="22"/>
+          <w:shd w:fill="auto" w:val="clear"/>
+        </w:rPr>
+      </w:pPr>
+      <w:r>
+        <w:rPr>
+          <w:rFonts w:ascii="Calibri" w:hAnsi="Calibri" w:cs="Calibri" w:eastAsia="Calibri"/>
+          <w:color w:val="auto"/>
+          <w:spacing w:val="0"/>
+          <w:position w:val="0"/>
+          <w:sz w:val="22"/>
+          <w:shd w:fill="auto" w:val="clear"/>
+        </w:rPr>
+        <w:t xml:space="preserve">scaricare wildfly 26.0.1Final</w:t>
+      </w:r>
+    </w:p>
+    <w:p>
+      <w:pPr>
+        <w:spacing w:before="0" w:after="160" w:line="259"/>
+        <w:ind w:right="0" w:left="0" w:firstLine="0"/>
+        <w:jc w:val="left"/>
+        <w:rPr>
+          <w:rFonts w:ascii="Calibri" w:hAnsi="Calibri" w:cs="Calibri" w:eastAsia="Calibri"/>
+          <w:color w:val="auto"/>
+          <w:spacing w:val="0"/>
+          <w:position w:val="0"/>
+          <w:sz w:val="22"/>
+          <w:shd w:fill="auto" w:val="clear"/>
+        </w:rPr>
+      </w:pPr>
+      <w:r>
+        <w:rPr>
+          <w:rFonts w:ascii="Calibri" w:hAnsi="Calibri" w:cs="Calibri" w:eastAsia="Calibri"/>
+          <w:color w:val="auto"/>
+          <w:spacing w:val="0"/>
+          <w:position w:val="0"/>
+          <w:sz w:val="22"/>
+          <w:shd w:fill="auto" w:val="clear"/>
+        </w:rPr>
+        <w:t xml:space="preserve">mysql server versione precedente- </w:t>
+      </w:r>
+      <w:hyperlink xmlns:r="http://schemas.openxmlformats.org/officeDocument/2006/relationships" r:id="docRId9">
+        <w:r>
+          <w:rPr>
+            <w:rFonts w:ascii="Calibri" w:hAnsi="Calibri" w:cs="Calibri" w:eastAsia="Calibri"/>
+            <w:color w:val="0000FF"/>
+            <w:spacing w:val="0"/>
+            <w:position w:val="0"/>
+            <w:sz w:val="22"/>
+            <w:u w:val="single"/>
+            <w:shd w:fill="auto" w:val="clear"/>
+          </w:rPr>
+          <w:t xml:space="preserve">https://dev.mysql.com/downloads/installer/</w:t>
+        </w:r>
+      </w:hyperlink>
+    </w:p>
+    <w:p>
+      <w:pPr>
+        <w:spacing w:before="0" w:after="160" w:line="259"/>
+        <w:ind w:right="0" w:left="0" w:firstLine="0"/>
+        <w:jc w:val="left"/>
+        <w:rPr>
+          <w:rFonts w:ascii="Calibri" w:hAnsi="Calibri" w:cs="Calibri" w:eastAsia="Calibri"/>
+          <w:color w:val="auto"/>
+          <w:spacing w:val="0"/>
+          <w:position w:val="0"/>
+          <w:sz w:val="22"/>
+          <w:shd w:fill="auto" w:val="clear"/>
+        </w:rPr>
+      </w:pPr>
+      <w:r>
+        <w:rPr>
+          <w:rFonts w:ascii="Calibri" w:hAnsi="Calibri" w:cs="Calibri" w:eastAsia="Calibri"/>
+          <w:color w:val="auto"/>
+          <w:spacing w:val="0"/>
+          <w:position w:val="0"/>
+          <w:sz w:val="22"/>
+          <w:shd w:fill="auto" w:val="clear"/>
+        </w:rPr>
+        <w:t xml:space="preserve">workbench - </w:t>
+      </w:r>
+      <w:hyperlink xmlns:r="http://schemas.openxmlformats.org/officeDocument/2006/relationships" r:id="docRId10">
+        <w:r>
+          <w:rPr>
+            <w:rFonts w:ascii="Calibri" w:hAnsi="Calibri" w:cs="Calibri" w:eastAsia="Calibri"/>
+            <w:color w:val="0000FF"/>
+            <w:spacing w:val="0"/>
+            <w:position w:val="0"/>
+            <w:sz w:val="22"/>
+            <w:u w:val="single"/>
+            <w:shd w:fill="auto" w:val="clear"/>
+          </w:rPr>
+          <w:t xml:space="preserve">https://dev.mysql.com/downloads/workbench/</w:t>
+        </w:r>
+      </w:hyperlink>
+    </w:p>
+    <w:p>
+      <w:pPr>
+        <w:spacing w:before="0" w:after="160" w:line="259"/>
+        <w:ind w:right="0" w:left="0" w:firstLine="0"/>
+        <w:jc w:val="left"/>
+        <w:rPr>
+          <w:rFonts w:ascii="Calibri" w:hAnsi="Calibri" w:cs="Calibri" w:eastAsia="Calibri"/>
+          <w:color w:val="auto"/>
+          <w:spacing w:val="0"/>
+          <w:position w:val="0"/>
+          <w:sz w:val="22"/>
+          <w:shd w:fill="auto" w:val="clear"/>
+        </w:rPr>
+      </w:pPr>
+    </w:p>
+    <w:p>
+      <w:pPr>
+        <w:spacing w:before="0" w:after="160" w:line="259"/>
+        <w:ind w:right="0" w:left="0" w:firstLine="0"/>
+        <w:jc w:val="left"/>
+        <w:rPr>
+          <w:rFonts w:ascii="Calibri" w:hAnsi="Calibri" w:cs="Calibri" w:eastAsia="Calibri"/>
+          <w:color w:val="auto"/>
+          <w:spacing w:val="0"/>
+          <w:position w:val="0"/>
+          <w:sz w:val="22"/>
+          <w:shd w:fill="auto" w:val="clear"/>
+        </w:rPr>
+      </w:pPr>
+      <w:r>
+        <w:rPr>
+          <w:rFonts w:ascii="Calibri" w:hAnsi="Calibri" w:cs="Calibri" w:eastAsia="Calibri"/>
+          <w:color w:val="auto"/>
+          <w:spacing w:val="0"/>
+          <w:position w:val="0"/>
+          <w:sz w:val="22"/>
+          <w:shd w:fill="auto" w:val="clear"/>
+        </w:rPr>
+        <w:t xml:space="preserve">La Creazione progetto backend: in netbeans - new project  by prototype- jakarta essential versione 007 airhack </w:t>
+      </w:r>
+    </w:p>
+    <w:p>
+      <w:pPr>
+        <w:spacing w:before="0" w:after="160" w:line="259"/>
+        <w:ind w:right="0" w:left="0" w:firstLine="0"/>
+        <w:jc w:val="left"/>
+        <w:rPr>
+          <w:rFonts w:ascii="Calibri" w:hAnsi="Calibri" w:cs="Calibri" w:eastAsia="Calibri"/>
+          <w:color w:val="auto"/>
+          <w:spacing w:val="0"/>
+          <w:position w:val="0"/>
+          <w:sz w:val="22"/>
+          <w:shd w:fill="auto" w:val="clear"/>
+        </w:rPr>
+      </w:pPr>
+      <w:r>
+        <w:rPr>
+          <w:rFonts w:ascii="Calibri" w:hAnsi="Calibri" w:cs="Calibri" w:eastAsia="Calibri"/>
+          <w:color w:val="auto"/>
+          <w:spacing w:val="0"/>
+          <w:position w:val="0"/>
+          <w:sz w:val="22"/>
+          <w:shd w:fill="auto" w:val="clear"/>
+        </w:rPr>
+        <w:t xml:space="preserve">dobbiamo cambiare la proprietà per jdk11 </w:t>
+      </w:r>
+    </w:p>
+    <w:p>
+      <w:pPr>
+        <w:spacing w:before="0" w:after="160" w:line="259"/>
+        <w:ind w:right="0" w:left="0" w:firstLine="0"/>
+        <w:jc w:val="left"/>
+        <w:rPr>
+          <w:rFonts w:ascii="Calibri" w:hAnsi="Calibri" w:cs="Calibri" w:eastAsia="Calibri"/>
+          <w:color w:val="auto"/>
+          <w:spacing w:val="0"/>
+          <w:position w:val="0"/>
+          <w:sz w:val="22"/>
+          <w:shd w:fill="auto" w:val="clear"/>
+        </w:rPr>
+      </w:pPr>
+      <w:r>
+        <w:rPr>
+          <w:rFonts w:ascii="Calibri" w:hAnsi="Calibri" w:cs="Calibri" w:eastAsia="Calibri"/>
+          <w:color w:val="auto"/>
+          <w:spacing w:val="0"/>
+          <w:position w:val="0"/>
+          <w:sz w:val="22"/>
+          <w:shd w:fill="auto" w:val="clear"/>
+        </w:rPr>
+        <w:t xml:space="preserve">La creazione di wildfly in netbeans in server con standalone con microprofile.xml</w:t>
+      </w:r>
+    </w:p>
+    <w:p>
+      <w:pPr>
+        <w:spacing w:before="0" w:after="160" w:line="259"/>
+        <w:ind w:right="0" w:left="0" w:firstLine="0"/>
+        <w:jc w:val="left"/>
+        <w:rPr>
+          <w:rFonts w:ascii="Calibri" w:hAnsi="Calibri" w:cs="Calibri" w:eastAsia="Calibri"/>
+          <w:color w:val="auto"/>
+          <w:spacing w:val="0"/>
+          <w:position w:val="0"/>
+          <w:sz w:val="22"/>
+          <w:shd w:fill="auto" w:val="clear"/>
+        </w:rPr>
+      </w:pPr>
+      <w:r>
+        <w:rPr>
+          <w:rFonts w:ascii="Calibri" w:hAnsi="Calibri" w:cs="Calibri" w:eastAsia="Calibri"/>
+          <w:color w:val="auto"/>
+          <w:spacing w:val="0"/>
+          <w:position w:val="0"/>
+          <w:sz w:val="22"/>
+          <w:shd w:fill="auto" w:val="clear"/>
+        </w:rPr>
+        <w:t xml:space="preserve">(il nome del progetto deve essere tutto minuscolo e semplice) riavviare il pc</w:t>
+      </w:r>
+    </w:p>
+    <w:p>
+      <w:pPr>
+        <w:spacing w:before="0" w:after="160" w:line="259"/>
+        <w:ind w:right="0" w:left="0" w:firstLine="0"/>
+        <w:jc w:val="left"/>
+        <w:rPr>
+          <w:rFonts w:ascii="Calibri" w:hAnsi="Calibri" w:cs="Calibri" w:eastAsia="Calibri"/>
+          <w:color w:val="auto"/>
+          <w:spacing w:val="0"/>
+          <w:position w:val="0"/>
+          <w:sz w:val="22"/>
+          <w:shd w:fill="auto" w:val="clear"/>
+        </w:rPr>
+      </w:pPr>
+      <w:r>
+        <w:rPr>
+          <w:rFonts w:ascii="Calibri" w:hAnsi="Calibri" w:cs="Calibri" w:eastAsia="Calibri"/>
+          <w:color w:val="auto"/>
+          <w:spacing w:val="0"/>
+          <w:position w:val="0"/>
+          <w:sz w:val="22"/>
+          <w:shd w:fill="auto" w:val="clear"/>
+        </w:rPr>
+        <w:t xml:space="preserve">swagger- lanciare wildfly- </w:t>
+      </w:r>
+    </w:p>
+    <w:p>
+      <w:pPr>
+        <w:spacing w:before="0" w:after="160" w:line="259"/>
+        <w:ind w:right="0" w:left="0" w:firstLine="0"/>
+        <w:jc w:val="left"/>
+        <w:rPr>
+          <w:rFonts w:ascii="Calibri" w:hAnsi="Calibri" w:cs="Calibri" w:eastAsia="Calibri"/>
+          <w:color w:val="auto"/>
+          <w:spacing w:val="0"/>
+          <w:position w:val="0"/>
+          <w:sz w:val="22"/>
+          <w:shd w:fill="auto" w:val="clear"/>
+        </w:rPr>
+      </w:pPr>
+      <w:r>
+        <w:rPr>
+          <w:rFonts w:ascii="Calibri" w:hAnsi="Calibri" w:cs="Calibri" w:eastAsia="Calibri"/>
+          <w:color w:val="auto"/>
+          <w:spacing w:val="0"/>
+          <w:position w:val="0"/>
+          <w:sz w:val="22"/>
+          <w:shd w:fill="auto" w:val="clear"/>
+        </w:rPr>
+        <w:t xml:space="preserve">scaricare gitdesktop e fare clone repository</w:t>
+      </w:r>
+    </w:p>
+    <w:p>
+      <w:pPr>
+        <w:spacing w:before="0" w:after="160" w:line="259"/>
+        <w:ind w:right="0" w:left="0" w:firstLine="0"/>
+        <w:jc w:val="left"/>
+        <w:rPr>
+          <w:rFonts w:ascii="Calibri" w:hAnsi="Calibri" w:cs="Calibri" w:eastAsia="Calibri"/>
+          <w:color w:val="auto"/>
+          <w:spacing w:val="0"/>
+          <w:position w:val="0"/>
+          <w:sz w:val="22"/>
+          <w:shd w:fill="auto" w:val="clear"/>
+        </w:rPr>
+      </w:pPr>
+      <w:r>
+        <w:rPr>
+          <w:rFonts w:ascii="Calibri" w:hAnsi="Calibri" w:cs="Calibri" w:eastAsia="Calibri"/>
+          <w:color w:val="auto"/>
+          <w:spacing w:val="0"/>
+          <w:position w:val="0"/>
+          <w:sz w:val="22"/>
+          <w:shd w:fill="auto" w:val="clear"/>
+        </w:rPr>
+        <w:t xml:space="preserve">frontend: in google nodejs- lultima versione, riavviace il pc </w:t>
+      </w:r>
+    </w:p>
+    <w:p>
+      <w:pPr>
+        <w:spacing w:before="0" w:after="160" w:line="259"/>
+        <w:ind w:right="0" w:left="0" w:firstLine="0"/>
+        <w:jc w:val="left"/>
+        <w:rPr>
+          <w:rFonts w:ascii="Calibri" w:hAnsi="Calibri" w:cs="Calibri" w:eastAsia="Calibri"/>
+          <w:color w:val="auto"/>
+          <w:spacing w:val="0"/>
+          <w:position w:val="0"/>
+          <w:sz w:val="22"/>
+          <w:shd w:fill="auto" w:val="clear"/>
+        </w:rPr>
+      </w:pPr>
+      <w:r>
+        <w:rPr>
+          <w:rFonts w:ascii="Calibri" w:hAnsi="Calibri" w:cs="Calibri" w:eastAsia="Calibri"/>
+          <w:color w:val="auto"/>
+          <w:spacing w:val="0"/>
+          <w:position w:val="0"/>
+          <w:sz w:val="22"/>
+          <w:shd w:fill="auto" w:val="clear"/>
+        </w:rPr>
+        <w:t xml:space="preserve"> poi su vscode npm install -g @angular/cli - riavviare pc</w:t>
+      </w:r>
+    </w:p>
+    <w:p>
+      <w:pPr>
+        <w:spacing w:before="0" w:after="160" w:line="259"/>
+        <w:ind w:right="0" w:left="0" w:firstLine="0"/>
+        <w:jc w:val="left"/>
+        <w:rPr>
+          <w:rFonts w:ascii="Calibri" w:hAnsi="Calibri" w:cs="Calibri" w:eastAsia="Calibri"/>
+          <w:color w:val="auto"/>
+          <w:spacing w:val="0"/>
+          <w:position w:val="0"/>
+          <w:sz w:val="22"/>
+          <w:shd w:fill="auto" w:val="clear"/>
+        </w:rPr>
+      </w:pPr>
+      <w:r>
+        <w:rPr>
+          <w:rFonts w:ascii="Calibri" w:hAnsi="Calibri" w:cs="Calibri" w:eastAsia="Calibri"/>
+          <w:color w:val="auto"/>
+          <w:spacing w:val="0"/>
+          <w:position w:val="0"/>
+          <w:sz w:val="22"/>
+          <w:shd w:fill="auto" w:val="clear"/>
+        </w:rPr>
+        <w:t xml:space="preserve">Set-ExecutionPolicy -Scope CurrentUser -ExecutionPolicy RemoteSigned </w:t>
+      </w:r>
+    </w:p>
+    <w:p>
+      <w:pPr>
+        <w:spacing w:before="0" w:after="160" w:line="259"/>
+        <w:ind w:right="0" w:left="0" w:firstLine="0"/>
+        <w:jc w:val="left"/>
+        <w:rPr>
+          <w:rFonts w:ascii="Calibri" w:hAnsi="Calibri" w:cs="Calibri" w:eastAsia="Calibri"/>
+          <w:color w:val="auto"/>
+          <w:spacing w:val="0"/>
+          <w:position w:val="0"/>
+          <w:sz w:val="22"/>
+          <w:shd w:fill="auto" w:val="clear"/>
+        </w:rPr>
+      </w:pPr>
+    </w:p>
+    <w:p>
+      <w:pPr>
+        <w:spacing w:before="0" w:after="160" w:line="259"/>
+        <w:ind w:right="0" w:left="0" w:firstLine="0"/>
+        <w:jc w:val="left"/>
+        <w:rPr>
+          <w:rFonts w:ascii="Calibri" w:hAnsi="Calibri" w:cs="Calibri" w:eastAsia="Calibri"/>
+          <w:color w:val="auto"/>
+          <w:spacing w:val="0"/>
+          <w:position w:val="0"/>
+          <w:sz w:val="22"/>
+          <w:shd w:fill="auto" w:val="clear"/>
+        </w:rPr>
+      </w:pPr>
+      <w:r>
+        <w:rPr>
+          <w:rFonts w:ascii="Calibri" w:hAnsi="Calibri" w:cs="Calibri" w:eastAsia="Calibri"/>
+          <w:color w:val="auto"/>
+          <w:spacing w:val="0"/>
+          <w:position w:val="0"/>
+          <w:sz w:val="22"/>
+          <w:shd w:fill="auto" w:val="clear"/>
+        </w:rPr>
+        <w:t xml:space="preserve">- gurdare sopra step step </w:t>
+      </w:r>
+      <w:r>
+        <w:rPr>
+          <w:rFonts w:ascii="Calibri" w:hAnsi="Calibri" w:cs="Calibri" w:eastAsia="Calibri"/>
+          <w:color w:val="auto"/>
+          <w:spacing w:val="0"/>
+          <w:position w:val="0"/>
+          <w:sz w:val="22"/>
+          <w:shd w:fill="auto" w:val="clear"/>
+        </w:rPr>
+        <w:t xml:space="preserve">---creare il progetto)</w:t>
+      </w:r>
+    </w:p>
+    <w:p>
+      <w:pPr>
+        <w:spacing w:before="0" w:after="160" w:line="259"/>
+        <w:ind w:right="0" w:left="0" w:firstLine="0"/>
+        <w:jc w:val="left"/>
+        <w:rPr>
+          <w:rFonts w:ascii="Calibri" w:hAnsi="Calibri" w:cs="Calibri" w:eastAsia="Calibri"/>
+          <w:color w:val="auto"/>
+          <w:spacing w:val="0"/>
+          <w:position w:val="0"/>
+          <w:sz w:val="22"/>
+          <w:shd w:fill="auto" w:val="clear"/>
+        </w:rPr>
+      </w:pPr>
+      <w:r>
+        <w:rPr>
+          <w:rFonts w:ascii="Calibri" w:hAnsi="Calibri" w:cs="Calibri" w:eastAsia="Calibri"/>
+          <w:color w:val="auto"/>
+          <w:spacing w:val="0"/>
+          <w:position w:val="0"/>
+          <w:sz w:val="22"/>
+          <w:shd w:fill="auto" w:val="clear"/>
+        </w:rPr>
+        <w:t xml:space="preserve">(ng new exame-fe --no-standalone)</w:t>
       </w:r>
     </w:p>
   </w:body>
